--- a/docs/vignettes/02_t_tests_nonparametric/03_two_sample_mann_whitney_u_test.docx
+++ b/docs/vignettes/02_t_tests_nonparametric/03_two_sample_mann_whitney_u_test.docx
@@ -4949,7 +4949,7 @@
         <w:rPr>
           <w:rStyle w:val="VerbatimChar"/>
         </w:rPr>
-        <w:t xml:space="preserve">Z = -3.0609, p-value = 0.0019</w:t>
+        <w:t xml:space="preserve">Z = -3.0609, p-value = 0.0023</w:t>
       </w:r>
       <w:r>
         <w:br/>

--- a/docs/vignettes/02_t_tests_nonparametric/03_two_sample_mann_whitney_u_test.docx
+++ b/docs/vignettes/02_t_tests_nonparametric/03_two_sample_mann_whitney_u_test.docx
@@ -4949,7 +4949,7 @@
         <w:rPr>
           <w:rStyle w:val="VerbatimChar"/>
         </w:rPr>
-        <w:t xml:space="preserve">Z = -3.0609, p-value = 0.0021</w:t>
+        <w:t xml:space="preserve">Z = -3.0609, p-value = 0.0017</w:t>
       </w:r>
       <w:r>
         <w:br/>

--- a/docs/vignettes/02_t_tests_nonparametric/03_two_sample_mann_whitney_u_test.docx
+++ b/docs/vignettes/02_t_tests_nonparametric/03_two_sample_mann_whitney_u_test.docx
@@ -4949,7 +4949,7 @@
         <w:rPr>
           <w:rStyle w:val="VerbatimChar"/>
         </w:rPr>
-        <w:t xml:space="preserve">Z = -3.0609, p-value = 0.0013</w:t>
+        <w:t xml:space="preserve">Z = -3.0609, p-value = 0.0018</w:t>
       </w:r>
       <w:r>
         <w:br/>

--- a/docs/vignettes/02_t_tests_nonparametric/03_two_sample_mann_whitney_u_test.docx
+++ b/docs/vignettes/02_t_tests_nonparametric/03_two_sample_mann_whitney_u_test.docx
@@ -4949,7 +4949,7 @@
         <w:rPr>
           <w:rStyle w:val="VerbatimChar"/>
         </w:rPr>
-        <w:t xml:space="preserve">Z = -3.0609, p-value = 0.0023</w:t>
+        <w:t xml:space="preserve">Z = -3.0609, p-value = 0.0013</w:t>
       </w:r>
       <w:r>
         <w:br/>

--- a/docs/vignettes/02_t_tests_nonparametric/03_two_sample_mann_whitney_u_test.docx
+++ b/docs/vignettes/02_t_tests_nonparametric/03_two_sample_mann_whitney_u_test.docx
@@ -4949,7 +4949,7 @@
         <w:rPr>
           <w:rStyle w:val="VerbatimChar"/>
         </w:rPr>
-        <w:t xml:space="preserve">Z = -3.0609, p-value = 0.0013</w:t>
+        <w:t xml:space="preserve">Z = -3.0609, p-value = 0.0021</w:t>
       </w:r>
       <w:r>
         <w:br/>

--- a/docs/vignettes/02_t_tests_nonparametric/03_two_sample_mann_whitney_u_test.docx
+++ b/docs/vignettes/02_t_tests_nonparametric/03_two_sample_mann_whitney_u_test.docx
@@ -4949,7 +4949,7 @@
         <w:rPr>
           <w:rStyle w:val="VerbatimChar"/>
         </w:rPr>
-        <w:t xml:space="preserve">Z = -3.0609, p-value = 0.0027</w:t>
+        <w:t xml:space="preserve">Z = -3.0609, p-value = 0.0019</w:t>
       </w:r>
       <w:r>
         <w:br/>

--- a/docs/vignettes/02_t_tests_nonparametric/03_two_sample_mann_whitney_u_test.docx
+++ b/docs/vignettes/02_t_tests_nonparametric/03_two_sample_mann_whitney_u_test.docx
@@ -4949,7 +4949,7 @@
         <w:rPr>
           <w:rStyle w:val="VerbatimChar"/>
         </w:rPr>
-        <w:t xml:space="preserve">Z = -3.0609, p-value = 0.0019</w:t>
+        <w:t xml:space="preserve">Z = -3.0609, p-value = 0.0015</w:t>
       </w:r>
       <w:r>
         <w:br/>
